--- a/template.docx
+++ b/template.docx
@@ -102,7 +102,25 @@
           <w:sz w:val="20"/>
           <w:szCs w:val="20"/>
         </w:rPr>
-        <w:t>{{contract_date}}</w:t>
+        <w:t>{{</w:t>
+      </w:r>
+      <w:proofErr w:type="spellStart"/>
+      <w:r>
+        <w:rPr>
+          <w:rFonts w:ascii="Times New Roman" w:hAnsi="Times New Roman" w:cs="Times New Roman"/>
+          <w:sz w:val="20"/>
+          <w:szCs w:val="20"/>
+        </w:rPr>
+        <w:t>contract_date</w:t>
+      </w:r>
+      <w:proofErr w:type="spellEnd"/>
+      <w:r>
+        <w:rPr>
+          <w:rFonts w:ascii="Times New Roman" w:hAnsi="Times New Roman" w:cs="Times New Roman"/>
+          <w:sz w:val="20"/>
+          <w:szCs w:val="20"/>
+        </w:rPr>
+        <w:t>}}</w:t>
       </w:r>
     </w:p>
     <w:p>
@@ -324,7 +342,23 @@
           <w:sz w:val="20"/>
           <w:szCs w:val="20"/>
         </w:rPr>
-        <w:t xml:space="preserve">{{fio}} </w:t>
+        <w:t>{{</w:t>
+      </w:r>
+      <w:proofErr w:type="spellStart"/>
+      <w:r>
+        <w:rPr>
+          <w:sz w:val="20"/>
+          <w:szCs w:val="20"/>
+        </w:rPr>
+        <w:t>fio</w:t>
+      </w:r>
+      <w:proofErr w:type="spellEnd"/>
+      <w:r>
+        <w:rPr>
+          <w:sz w:val="20"/>
+          <w:szCs w:val="20"/>
+        </w:rPr>
+        <w:t xml:space="preserve">}} </w:t>
       </w:r>
       <w:r>
         <w:rPr>
@@ -401,7 +435,25 @@
           <w:sz w:val="20"/>
           <w:szCs w:val="20"/>
         </w:rPr>
-        <w:t>{{engine_model}}</w:t>
+        <w:t>{{</w:t>
+      </w:r>
+      <w:proofErr w:type="spellStart"/>
+      <w:r>
+        <w:rPr>
+          <w:rFonts w:ascii="Times New Roman" w:hAnsi="Times New Roman" w:cs="Times New Roman"/>
+          <w:sz w:val="20"/>
+          <w:szCs w:val="20"/>
+        </w:rPr>
+        <w:t>engine_model</w:t>
+      </w:r>
+      <w:proofErr w:type="spellEnd"/>
+      <w:r>
+        <w:rPr>
+          <w:rFonts w:ascii="Times New Roman" w:hAnsi="Times New Roman" w:cs="Times New Roman"/>
+          <w:sz w:val="20"/>
+          <w:szCs w:val="20"/>
+        </w:rPr>
+        <w:t>}}</w:t>
       </w:r>
       <w:bookmarkEnd w:id="1"/>
       <w:r>
@@ -503,7 +555,27 @@
           <w:sz w:val="20"/>
           <w:szCs w:val="20"/>
         </w:rPr>
-        <w:t>{{car_brand}}</w:t>
+        <w:t>{{</w:t>
+      </w:r>
+      <w:proofErr w:type="spellStart"/>
+      <w:r>
+        <w:rPr>
+          <w:rFonts w:ascii="Times New Roman" w:hAnsi="Times New Roman" w:cs="Times New Roman"/>
+          <w:color w:val="000000" w:themeColor="text1"/>
+          <w:sz w:val="20"/>
+          <w:szCs w:val="20"/>
+        </w:rPr>
+        <w:t>car_brand</w:t>
+      </w:r>
+      <w:proofErr w:type="spellEnd"/>
+      <w:r>
+        <w:rPr>
+          <w:rFonts w:ascii="Times New Roman" w:hAnsi="Times New Roman" w:cs="Times New Roman"/>
+          <w:color w:val="000000" w:themeColor="text1"/>
+          <w:sz w:val="20"/>
+          <w:szCs w:val="20"/>
+        </w:rPr>
+        <w:t>}}</w:t>
       </w:r>
       <w:r>
         <w:rPr>
@@ -521,7 +593,27 @@
           <w:sz w:val="20"/>
           <w:szCs w:val="20"/>
         </w:rPr>
-        <w:t>{{car_model}}</w:t>
+        <w:t>{{</w:t>
+      </w:r>
+      <w:proofErr w:type="spellStart"/>
+      <w:r>
+        <w:rPr>
+          <w:rFonts w:ascii="Times New Roman" w:hAnsi="Times New Roman" w:cs="Times New Roman"/>
+          <w:color w:val="000000" w:themeColor="text1"/>
+          <w:sz w:val="20"/>
+          <w:szCs w:val="20"/>
+        </w:rPr>
+        <w:t>car_model</w:t>
+      </w:r>
+      <w:proofErr w:type="spellEnd"/>
+      <w:r>
+        <w:rPr>
+          <w:rFonts w:ascii="Times New Roman" w:hAnsi="Times New Roman" w:cs="Times New Roman"/>
+          <w:color w:val="000000" w:themeColor="text1"/>
+          <w:sz w:val="20"/>
+          <w:szCs w:val="20"/>
+        </w:rPr>
+        <w:t>}}</w:t>
       </w:r>
       <w:r>
         <w:rPr>
@@ -539,7 +631,27 @@
           <w:sz w:val="20"/>
           <w:szCs w:val="20"/>
         </w:rPr>
-        <w:t>{{car_gosnum}}</w:t>
+        <w:t>{{</w:t>
+      </w:r>
+      <w:proofErr w:type="spellStart"/>
+      <w:r>
+        <w:rPr>
+          <w:rFonts w:ascii="Times New Roman" w:hAnsi="Times New Roman" w:cs="Times New Roman"/>
+          <w:color w:val="000000" w:themeColor="text1"/>
+          <w:sz w:val="20"/>
+          <w:szCs w:val="20"/>
+        </w:rPr>
+        <w:t>car_gosnum</w:t>
+      </w:r>
+      <w:proofErr w:type="spellEnd"/>
+      <w:r>
+        <w:rPr>
+          <w:rFonts w:ascii="Times New Roman" w:hAnsi="Times New Roman" w:cs="Times New Roman"/>
+          <w:color w:val="000000" w:themeColor="text1"/>
+          <w:sz w:val="20"/>
+          <w:szCs w:val="20"/>
+        </w:rPr>
+        <w:t>}}</w:t>
       </w:r>
     </w:p>
     <w:p>
@@ -1176,7 +1288,27 @@
           <w:sz w:val="20"/>
           <w:szCs w:val="20"/>
         </w:rPr>
-        <w:t xml:space="preserve">{{price}} </w:t>
+        <w:t>{{</w:t>
+      </w:r>
+      <w:proofErr w:type="spellStart"/>
+      <w:r>
+        <w:rPr>
+          <w:rFonts w:ascii="Times New Roman" w:hAnsi="Times New Roman" w:cs="Times New Roman"/>
+          <w:color w:val="000000" w:themeColor="text1"/>
+          <w:sz w:val="20"/>
+          <w:szCs w:val="20"/>
+        </w:rPr>
+        <w:t>price</w:t>
+      </w:r>
+      <w:proofErr w:type="spellEnd"/>
+      <w:r>
+        <w:rPr>
+          <w:rFonts w:ascii="Times New Roman" w:hAnsi="Times New Roman" w:cs="Times New Roman"/>
+          <w:color w:val="000000" w:themeColor="text1"/>
+          <w:sz w:val="20"/>
+          <w:szCs w:val="20"/>
+        </w:rPr>
+        <w:t xml:space="preserve">}} </w:t>
       </w:r>
       <w:r>
         <w:rPr>
@@ -1194,7 +1326,27 @@
           <w:sz w:val="20"/>
           <w:szCs w:val="20"/>
         </w:rPr>
-        <w:t>{{price_words}}</w:t>
+        <w:t>{{</w:t>
+      </w:r>
+      <w:proofErr w:type="spellStart"/>
+      <w:r>
+        <w:rPr>
+          <w:rFonts w:ascii="Times New Roman" w:hAnsi="Times New Roman" w:cs="Times New Roman"/>
+          <w:color w:val="000000" w:themeColor="text1"/>
+          <w:sz w:val="20"/>
+          <w:szCs w:val="20"/>
+        </w:rPr>
+        <w:t>price_words</w:t>
+      </w:r>
+      <w:proofErr w:type="spellEnd"/>
+      <w:r>
+        <w:rPr>
+          <w:rFonts w:ascii="Times New Roman" w:hAnsi="Times New Roman" w:cs="Times New Roman"/>
+          <w:color w:val="000000" w:themeColor="text1"/>
+          <w:sz w:val="20"/>
+          <w:szCs w:val="20"/>
+        </w:rPr>
+        <w:t>}}</w:t>
       </w:r>
       <w:r>
         <w:rPr>
@@ -1435,7 +1587,27 @@
           <w:sz w:val="20"/>
           <w:szCs w:val="20"/>
         </w:rPr>
-        <w:t>{{warranty_months}}</w:t>
+        <w:t>{{</w:t>
+      </w:r>
+      <w:proofErr w:type="spellStart"/>
+      <w:r>
+        <w:rPr>
+          <w:rFonts w:ascii="Times New Roman" w:hAnsi="Times New Roman" w:cs="Times New Roman"/>
+          <w:color w:val="000000" w:themeColor="text1"/>
+          <w:sz w:val="20"/>
+          <w:szCs w:val="20"/>
+        </w:rPr>
+        <w:t>warranty_months</w:t>
+      </w:r>
+      <w:proofErr w:type="spellEnd"/>
+      <w:r>
+        <w:rPr>
+          <w:rFonts w:ascii="Times New Roman" w:hAnsi="Times New Roman" w:cs="Times New Roman"/>
+          <w:color w:val="000000" w:themeColor="text1"/>
+          <w:sz w:val="20"/>
+          <w:szCs w:val="20"/>
+        </w:rPr>
+        <w:t>}}</w:t>
       </w:r>
       <w:r>
         <w:rPr>
@@ -1480,7 +1652,27 @@
           <w:sz w:val="20"/>
           <w:szCs w:val="20"/>
         </w:rPr>
-        <w:t>{{warranty_km}}</w:t>
+        <w:t>{{</w:t>
+      </w:r>
+      <w:proofErr w:type="spellStart"/>
+      <w:r>
+        <w:rPr>
+          <w:rFonts w:ascii="Times New Roman" w:hAnsi="Times New Roman" w:cs="Times New Roman"/>
+          <w:color w:val="000000" w:themeColor="text1"/>
+          <w:sz w:val="20"/>
+          <w:szCs w:val="20"/>
+        </w:rPr>
+        <w:t>warranty_km</w:t>
+      </w:r>
+      <w:proofErr w:type="spellEnd"/>
+      <w:r>
+        <w:rPr>
+          <w:rFonts w:ascii="Times New Roman" w:hAnsi="Times New Roman" w:cs="Times New Roman"/>
+          <w:color w:val="000000" w:themeColor="text1"/>
+          <w:sz w:val="20"/>
+          <w:szCs w:val="20"/>
+        </w:rPr>
+        <w:t>}}</w:t>
       </w:r>
       <w:r>
         <w:rPr>
@@ -2353,12 +2545,20 @@
                 <w:color w:val="000000" w:themeColor="text1"/>
               </w:rPr>
             </w:pPr>
+            <w:proofErr w:type="spellStart"/>
             <w:proofErr w:type="gramStart"/>
             <w:r>
               <w:rPr>
                 <w:color w:val="000000" w:themeColor="text1"/>
               </w:rPr>
-              <w:t>обл,  город</w:t>
+              <w:t>обл</w:t>
+            </w:r>
+            <w:proofErr w:type="spellEnd"/>
+            <w:r>
+              <w:rPr>
+                <w:color w:val="000000" w:themeColor="text1"/>
+              </w:rPr>
+              <w:t>,  город</w:t>
             </w:r>
             <w:proofErr w:type="gramEnd"/>
             <w:r>
@@ -2387,12 +2587,20 @@
                 <w:color w:val="000000" w:themeColor="text1"/>
               </w:rPr>
             </w:pPr>
+            <w:proofErr w:type="spellStart"/>
             <w:proofErr w:type="gramStart"/>
             <w:r>
               <w:rPr>
                 <w:color w:val="000000" w:themeColor="text1"/>
               </w:rPr>
-              <w:t>обл,  город</w:t>
+              <w:t>обл</w:t>
+            </w:r>
+            <w:proofErr w:type="spellEnd"/>
+            <w:r>
+              <w:rPr>
+                <w:color w:val="000000" w:themeColor="text1"/>
+              </w:rPr>
+              <w:t>,  город</w:t>
             </w:r>
             <w:proofErr w:type="gramEnd"/>
             <w:r>
@@ -2591,7 +2799,21 @@
               <w:rPr>
                 <w:color w:val="000000" w:themeColor="text1"/>
               </w:rPr>
-              <w:t>{{fio}}</w:t>
+              <w:t>{{</w:t>
+            </w:r>
+            <w:proofErr w:type="spellStart"/>
+            <w:r>
+              <w:rPr>
+                <w:color w:val="000000" w:themeColor="text1"/>
+              </w:rPr>
+              <w:t>fio</w:t>
+            </w:r>
+            <w:proofErr w:type="spellEnd"/>
+            <w:r>
+              <w:rPr>
+                <w:color w:val="000000" w:themeColor="text1"/>
+              </w:rPr>
+              <w:t>}}</w:t>
             </w:r>
           </w:p>
           <w:p>
@@ -2840,7 +3062,21 @@
               <w:rPr>
                 <w:color w:val="000000" w:themeColor="text1"/>
               </w:rPr>
-              <w:t>ИНН: {{inn}}</w:t>
+              <w:t>ИНН: {{</w:t>
+            </w:r>
+            <w:proofErr w:type="spellStart"/>
+            <w:r>
+              <w:rPr>
+                <w:color w:val="000000" w:themeColor="text1"/>
+              </w:rPr>
+              <w:t>inn</w:t>
+            </w:r>
+            <w:proofErr w:type="spellEnd"/>
+            <w:r>
+              <w:rPr>
+                <w:color w:val="000000" w:themeColor="text1"/>
+              </w:rPr>
+              <w:t>}}</w:t>
             </w:r>
           </w:p>
           <w:p>
@@ -3069,7 +3305,31 @@
           <w:sz w:val="20"/>
           <w:szCs w:val="20"/>
         </w:rPr>
-        <w:t>{{contract_num}}</w:t>
+        <w:t>{{</w:t>
+      </w:r>
+      <w:proofErr w:type="spellStart"/>
+      <w:r>
+        <w:rPr>
+          <w:rFonts w:ascii="Times New Roman" w:hAnsi="Times New Roman" w:cs="Times New Roman"/>
+          <w:b/>
+          <w:bCs/>
+          <w:color w:val="000000" w:themeColor="text1"/>
+          <w:sz w:val="20"/>
+          <w:szCs w:val="20"/>
+        </w:rPr>
+        <w:t>contract_num</w:t>
+      </w:r>
+      <w:proofErr w:type="spellEnd"/>
+      <w:r>
+        <w:rPr>
+          <w:rFonts w:ascii="Times New Roman" w:hAnsi="Times New Roman" w:cs="Times New Roman"/>
+          <w:b/>
+          <w:bCs/>
+          <w:color w:val="000000" w:themeColor="text1"/>
+          <w:sz w:val="20"/>
+          <w:szCs w:val="20"/>
+        </w:rPr>
+        <w:t>}}</w:t>
       </w:r>
     </w:p>
     <w:p>
@@ -3109,7 +3369,27 @@
           <w:sz w:val="20"/>
           <w:szCs w:val="20"/>
         </w:rPr>
-        <w:t>{contract_date}}</w:t>
+        <w:t>{</w:t>
+      </w:r>
+      <w:proofErr w:type="spellStart"/>
+      <w:r>
+        <w:rPr>
+          <w:rFonts w:ascii="Times New Roman" w:hAnsi="Times New Roman" w:cs="Times New Roman"/>
+          <w:color w:val="000000" w:themeColor="text1"/>
+          <w:sz w:val="20"/>
+          <w:szCs w:val="20"/>
+        </w:rPr>
+        <w:t>contract_date</w:t>
+      </w:r>
+      <w:proofErr w:type="spellEnd"/>
+      <w:r>
+        <w:rPr>
+          <w:rFonts w:ascii="Times New Roman" w:hAnsi="Times New Roman" w:cs="Times New Roman"/>
+          <w:color w:val="000000" w:themeColor="text1"/>
+          <w:sz w:val="20"/>
+          <w:szCs w:val="20"/>
+        </w:rPr>
+        <w:t>}}</w:t>
       </w:r>
     </w:p>
     <w:p>
@@ -3150,7 +3430,7 @@
           <w:sz w:val="20"/>
           <w:lang w:val="ru-RU"/>
         </w:rPr>
-        <w:t xml:space="preserve">СПЕЦИФИКАЦИЯ </w:t>
+        <w:t>АКТ ПРИЁМА-ПЕРЕДАЧИ</w:t>
       </w:r>
     </w:p>
     <w:p>
@@ -3213,7 +3493,21 @@
               <w:rPr>
                 <w:color w:val="000000" w:themeColor="text1"/>
               </w:rPr>
-              <w:t>№ п.п.</w:t>
+              <w:t xml:space="preserve">№ </w:t>
+            </w:r>
+            <w:proofErr w:type="spellStart"/>
+            <w:r>
+              <w:rPr>
+                <w:color w:val="000000" w:themeColor="text1"/>
+              </w:rPr>
+              <w:t>п.п</w:t>
+            </w:r>
+            <w:proofErr w:type="spellEnd"/>
+            <w:r>
+              <w:rPr>
+                <w:color w:val="000000" w:themeColor="text1"/>
+              </w:rPr>
+              <w:t>.</w:t>
             </w:r>
           </w:p>
         </w:tc>
@@ -3472,7 +3766,15 @@
               <w:t xml:space="preserve">   Двигатель новый </w:t>
             </w:r>
             <w:r>
-              <w:t>{{engine_model}}</w:t>
+              <w:t>{{</w:t>
+            </w:r>
+            <w:proofErr w:type="spellStart"/>
+            <w:r>
+              <w:t>engine_model</w:t>
+            </w:r>
+            <w:proofErr w:type="spellEnd"/>
+            <w:r>
+              <w:t>}}</w:t>
             </w:r>
             <w:r>
               <w:rPr>
@@ -3518,7 +3820,25 @@
                 <w:bCs/>
                 <w:lang w:val="en-US"/>
               </w:rPr>
-              <w:t>{{engine_num}}</w:t>
+              <w:t>{{</w:t>
+            </w:r>
+            <w:proofErr w:type="spellStart"/>
+            <w:r>
+              <w:rPr>
+                <w:b/>
+                <w:bCs/>
+                <w:lang w:val="en-US"/>
+              </w:rPr>
+              <w:t>engine_num</w:t>
+            </w:r>
+            <w:proofErr w:type="spellEnd"/>
+            <w:r>
+              <w:rPr>
+                <w:b/>
+                <w:bCs/>
+                <w:lang w:val="en-US"/>
+              </w:rPr>
+              <w:t>}}</w:t>
             </w:r>
           </w:p>
         </w:tc>
@@ -3594,7 +3914,21 @@
               <w:rPr>
                 <w:color w:val="000000" w:themeColor="text1"/>
               </w:rPr>
-              <w:t>{{price}}</w:t>
+              <w:t>{{</w:t>
+            </w:r>
+            <w:proofErr w:type="spellStart"/>
+            <w:r>
+              <w:rPr>
+                <w:color w:val="000000" w:themeColor="text1"/>
+              </w:rPr>
+              <w:t>price</w:t>
+            </w:r>
+            <w:proofErr w:type="spellEnd"/>
+            <w:r>
+              <w:rPr>
+                <w:color w:val="000000" w:themeColor="text1"/>
+              </w:rPr>
+              <w:t>}}</w:t>
             </w:r>
           </w:p>
         </w:tc>
@@ -3617,7 +3951,21 @@
               <w:rPr>
                 <w:color w:val="000000" w:themeColor="text1"/>
               </w:rPr>
-              <w:t>{{price}}</w:t>
+              <w:t>{{</w:t>
+            </w:r>
+            <w:proofErr w:type="spellStart"/>
+            <w:r>
+              <w:rPr>
+                <w:color w:val="000000" w:themeColor="text1"/>
+              </w:rPr>
+              <w:t>price</w:t>
+            </w:r>
+            <w:proofErr w:type="spellEnd"/>
+            <w:r>
+              <w:rPr>
+                <w:color w:val="000000" w:themeColor="text1"/>
+              </w:rPr>
+              <w:t>}}</w:t>
             </w:r>
           </w:p>
         </w:tc>
@@ -3692,7 +4040,27 @@
           <w:bCs/>
           <w:color w:val="000000" w:themeColor="text1"/>
         </w:rPr>
-        <w:t xml:space="preserve">{{price}} </w:t>
+        <w:t>{{</w:t>
+      </w:r>
+      <w:proofErr w:type="spellStart"/>
+      <w:r>
+        <w:rPr>
+          <w:rFonts w:ascii="Times New Roman" w:hAnsi="Times New Roman" w:cs="Times New Roman"/>
+          <w:b/>
+          <w:bCs/>
+          <w:color w:val="000000" w:themeColor="text1"/>
+        </w:rPr>
+        <w:t>price</w:t>
+      </w:r>
+      <w:proofErr w:type="spellEnd"/>
+      <w:r>
+        <w:rPr>
+          <w:rFonts w:ascii="Times New Roman" w:hAnsi="Times New Roman" w:cs="Times New Roman"/>
+          <w:b/>
+          <w:bCs/>
+          <w:color w:val="000000" w:themeColor="text1"/>
+        </w:rPr>
+        <w:t xml:space="preserve">}} </w:t>
       </w:r>
       <w:r>
         <w:rPr>
@@ -3761,7 +4129,27 @@
           <w:sz w:val="20"/>
           <w:szCs w:val="20"/>
         </w:rPr>
-        <w:t>{{contract_num}}</w:t>
+        <w:t>{{</w:t>
+      </w:r>
+      <w:proofErr w:type="spellStart"/>
+      <w:r>
+        <w:rPr>
+          <w:rFonts w:ascii="Times New Roman" w:hAnsi="Times New Roman" w:cs="Times New Roman"/>
+          <w:color w:val="000000" w:themeColor="text1"/>
+          <w:sz w:val="20"/>
+          <w:szCs w:val="20"/>
+        </w:rPr>
+        <w:t>contract_num</w:t>
+      </w:r>
+      <w:proofErr w:type="spellEnd"/>
+      <w:r>
+        <w:rPr>
+          <w:rFonts w:ascii="Times New Roman" w:hAnsi="Times New Roman" w:cs="Times New Roman"/>
+          <w:color w:val="000000" w:themeColor="text1"/>
+          <w:sz w:val="20"/>
+          <w:szCs w:val="20"/>
+        </w:rPr>
+        <w:t>}}</w:t>
       </w:r>
       <w:r>
         <w:rPr>
@@ -3787,7 +4175,25 @@
           <w:sz w:val="20"/>
           <w:szCs w:val="20"/>
         </w:rPr>
-        <w:t>{{contract_date}}</w:t>
+        <w:t>{{</w:t>
+      </w:r>
+      <w:proofErr w:type="spellStart"/>
+      <w:r>
+        <w:rPr>
+          <w:rFonts w:ascii="Times New Roman" w:hAnsi="Times New Roman" w:cs="Times New Roman"/>
+          <w:sz w:val="20"/>
+          <w:szCs w:val="20"/>
+        </w:rPr>
+        <w:t>contract_date</w:t>
+      </w:r>
+      <w:proofErr w:type="spellEnd"/>
+      <w:r>
+        <w:rPr>
+          <w:rFonts w:ascii="Times New Roman" w:hAnsi="Times New Roman" w:cs="Times New Roman"/>
+          <w:sz w:val="20"/>
+          <w:szCs w:val="20"/>
+        </w:rPr>
+        <w:t>}}</w:t>
       </w:r>
     </w:p>
     <w:p>
@@ -4112,12 +4518,20 @@
                 <w:color w:val="000000" w:themeColor="text1"/>
               </w:rPr>
             </w:pPr>
+            <w:proofErr w:type="spellStart"/>
             <w:proofErr w:type="gramStart"/>
             <w:r>
               <w:rPr>
                 <w:color w:val="000000" w:themeColor="text1"/>
               </w:rPr>
-              <w:t>обл,  город</w:t>
+              <w:t>обл</w:t>
+            </w:r>
+            <w:proofErr w:type="spellEnd"/>
+            <w:r>
+              <w:rPr>
+                <w:color w:val="000000" w:themeColor="text1"/>
+              </w:rPr>
+              <w:t>,  город</w:t>
             </w:r>
             <w:proofErr w:type="gramEnd"/>
             <w:r>
@@ -4146,12 +4560,20 @@
                 <w:color w:val="000000" w:themeColor="text1"/>
               </w:rPr>
             </w:pPr>
+            <w:proofErr w:type="spellStart"/>
             <w:proofErr w:type="gramStart"/>
             <w:r>
               <w:rPr>
                 <w:color w:val="000000" w:themeColor="text1"/>
               </w:rPr>
-              <w:t>обл,  город</w:t>
+              <w:t>обл</w:t>
+            </w:r>
+            <w:proofErr w:type="spellEnd"/>
+            <w:r>
+              <w:rPr>
+                <w:color w:val="000000" w:themeColor="text1"/>
+              </w:rPr>
+              <w:t>,  город</w:t>
             </w:r>
             <w:proofErr w:type="gramEnd"/>
             <w:r>
@@ -4359,7 +4781,21 @@
               <w:rPr>
                 <w:color w:val="000000" w:themeColor="text1"/>
               </w:rPr>
-              <w:t>{{fio}}</w:t>
+              <w:t>{{</w:t>
+            </w:r>
+            <w:proofErr w:type="spellStart"/>
+            <w:r>
+              <w:rPr>
+                <w:color w:val="000000" w:themeColor="text1"/>
+              </w:rPr>
+              <w:t>fio</w:t>
+            </w:r>
+            <w:proofErr w:type="spellEnd"/>
+            <w:r>
+              <w:rPr>
+                <w:color w:val="000000" w:themeColor="text1"/>
+              </w:rPr>
+              <w:t>}}</w:t>
             </w:r>
           </w:p>
           <w:p>
